--- a/docs/TPL-001_CS3520-LIMO-M1-ISA-Specification_AY2026-2027_filled.docx
+++ b/docs/TPL-001_CS3520-LIMO-M1-ISA-Specification_AY2026-2027_filled.docx
@@ -490,7 +490,7 @@
           </mc:Choice>
           <mc:Fallback>
             <w:pict>
-              <v:shape w14:anchorId="2E35A6E3" id="Graphic 4" o:spid="_x0000_s1026" style="position:absolute;margin-left:56.7pt;margin-top:11pt;width:481.9pt;height:.1pt;z-index:-15728640;visibility:visible;mso-wrap-style:square;mso-wrap-distance-left:0;mso-wrap-distance-top:0;mso-wrap-distance-right:0;mso-wrap-distance-bottom:0;mso-position-horizontal:absolute;mso-position-horizontal-relative:page;mso-position-vertical:absolute;mso-position-vertical-relative:text;v-text-anchor:top" coordsize="6120130,1270" o:gfxdata="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" path="m,l6120003,e" filled="f" strokecolor="#9e1b31" strokeweight=".35147mm">
+              <v:shape w14:anchorId="2B59837D" id="Graphic 4" o:spid="_x0000_s1026" style="position:absolute;margin-left:56.7pt;margin-top:11pt;width:481.9pt;height:.1pt;z-index:-15728640;visibility:visible;mso-wrap-style:square;mso-wrap-distance-left:0;mso-wrap-distance-top:0;mso-wrap-distance-right:0;mso-wrap-distance-bottom:0;mso-position-horizontal:absolute;mso-position-horizontal-relative:page;mso-position-vertical:absolute;mso-position-vertical-relative:text;v-text-anchor:top" coordsize="6120130,1270" o:gfxdata="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" path="m,l6120003,e" filled="f" strokecolor="#9e1b31" strokeweight=".35147mm">
                 <v:path arrowok="t"/>
                 <w10:wrap type="topAndBottom" anchorx="page"/>
               </v:shape>
@@ -1299,7 +1299,7 @@
                 <w:w w:val="115"/>
                 <w:sz w:val="20"/>
               </w:rPr>
-              <w:t>eeef4f9</w:t>
+              <w:t>a83f21c</w:t>
             </w:r>
           </w:p>
         </w:tc>
@@ -2023,6 +2023,8 @@
                 <w:sz w:val="18"/>
               </w:rPr>
             </w:pPr>
+            <w:bookmarkStart w:id="1" w:name="_GoBack"/>
+            <w:bookmarkEnd w:id="1"/>
           </w:p>
         </w:tc>
         <w:tc>
@@ -2418,8 +2420,8 @@
         <w:spacing w:before="254"/>
         <w:ind w:left="418" w:hanging="277"/>
       </w:pPr>
-      <w:bookmarkStart w:id="1" w:name="Team_Charter_and_Set-up"/>
-      <w:bookmarkEnd w:id="1"/>
+      <w:bookmarkStart w:id="2" w:name="Team_Charter_and_Set-up"/>
+      <w:bookmarkEnd w:id="2"/>
       <w:r>
         <w:rPr>
           <w:color w:val="1B2A5E"/>
@@ -2561,7 +2563,7 @@
           </mc:Choice>
           <mc:Fallback>
             <w:pict>
-              <v:shape w14:anchorId="74D18A53" id="Graphic 15" o:spid="_x0000_s1026" style="position:absolute;margin-left:56.7pt;margin-top:32.75pt;width:481.9pt;height:.1pt;z-index:-15727104;visibility:visible;mso-wrap-style:square;mso-wrap-distance-left:0;mso-wrap-distance-top:0;mso-wrap-distance-right:0;mso-wrap-distance-bottom:0;mso-position-horizontal:absolute;mso-position-horizontal-relative:page;mso-position-vertical:absolute;mso-position-vertical-relative:text;v-text-anchor:top" coordsize="6120130,1270" o:gfxdata="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" path="m,l6120003,e" filled="f" strokeweight=".30786mm">
+              <v:shape w14:anchorId="0D294437" id="Graphic 15" o:spid="_x0000_s1026" style="position:absolute;margin-left:56.7pt;margin-top:32.75pt;width:481.9pt;height:.1pt;z-index:-15727104;visibility:visible;mso-wrap-style:square;mso-wrap-distance-left:0;mso-wrap-distance-top:0;mso-wrap-distance-right:0;mso-wrap-distance-bottom:0;mso-position-horizontal:absolute;mso-position-horizontal-relative:page;mso-position-vertical:absolute;mso-position-vertical-relative:text;v-text-anchor:top" coordsize="6120130,1270" o:gfxdata="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" path="m,l6120003,e" filled="f" strokeweight=".30786mm">
                 <v:path arrowok="t"/>
                 <w10:wrap type="topAndBottom" anchorx="page"/>
               </v:shape>
@@ -3249,7 +3251,7 @@
           </mc:Choice>
           <mc:Fallback>
             <w:pict>
-              <v:shape w14:anchorId="0F9C23AF" id="Graphic 16" o:spid="_x0000_s1026" style="position:absolute;margin-left:56.7pt;margin-top:41.65pt;width:481.9pt;height:.1pt;z-index:251653632;visibility:visible;mso-wrap-style:square;mso-wrap-distance-left:0;mso-wrap-distance-top:0;mso-wrap-distance-right:0;mso-wrap-distance-bottom:0;mso-position-horizontal:absolute;mso-position-horizontal-relative:page;mso-position-vertical:absolute;mso-position-vertical-relative:text;v-text-anchor:top" coordsize="6120130,1270" o:gfxdata="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" path="m,l6120003,e" filled="f" strokeweight=".30786mm">
+              <v:shape w14:anchorId="70400F59" id="Graphic 16" o:spid="_x0000_s1026" style="position:absolute;margin-left:56.7pt;margin-top:41.65pt;width:481.9pt;height:.1pt;z-index:251653632;visibility:visible;mso-wrap-style:square;mso-wrap-distance-left:0;mso-wrap-distance-top:0;mso-wrap-distance-right:0;mso-wrap-distance-bottom:0;mso-position-horizontal:absolute;mso-position-horizontal-relative:page;mso-position-vertical:absolute;mso-position-vertical-relative:text;v-text-anchor:top" coordsize="6120130,1270" o:gfxdata="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" path="m,l6120003,e" filled="f" strokeweight=".30786mm">
                 <v:path arrowok="t"/>
                 <w10:wrap anchorx="page"/>
               </v:shape>
@@ -3307,8 +3309,8 @@
         </w:tabs>
         <w:ind w:left="418" w:hanging="277"/>
       </w:pPr>
-      <w:bookmarkStart w:id="2" w:name="ISA_Specification"/>
-      <w:bookmarkEnd w:id="2"/>
+      <w:bookmarkStart w:id="3" w:name="ISA_Specification"/>
+      <w:bookmarkEnd w:id="3"/>
       <w:r>
         <w:rPr>
           <w:color w:val="1B2A5E"/>
@@ -3368,16 +3370,7 @@
           <w:sz w:val="22"/>
           <w:szCs w:val="22"/>
         </w:rPr>
-        <w:t>If a member is absent, the team first checks with them whether work can continue without them. If it can, we carry on and brief them on what was done</w:t>
-      </w:r>
-      <w:r>
-        <w:rPr>
-          <w:rFonts w:ascii="Georgia" w:hAnsi="Georgia" w:cs="Times New Roman"/>
-          <w:i w:val="0"/>
-          <w:sz w:val="22"/>
-          <w:szCs w:val="22"/>
-        </w:rPr>
-        <w:t xml:space="preserve"> with relevant documents</w:t>
+        <w:t>If a member is absent, the team first checks with them whether work can continue without them. If it can, we carry on and brief them on what was done with relevant documents</w:t>
       </w:r>
       <w:r>
         <w:rPr>
@@ -4145,8 +4138,8 @@
                 <w:b/>
               </w:rPr>
             </w:pPr>
-            <w:bookmarkStart w:id="3" w:name="Register_File"/>
-            <w:bookmarkEnd w:id="3"/>
+            <w:bookmarkStart w:id="4" w:name="Register_File"/>
+            <w:bookmarkEnd w:id="4"/>
             <w:r>
               <w:rPr>
                 <w:rFonts w:ascii="Georgia"/>
@@ -5731,8 +5724,8 @@
         <w:spacing w:before="219"/>
         <w:ind w:left="570" w:hanging="429"/>
       </w:pPr>
-      <w:bookmarkStart w:id="4" w:name="Instruction_Formats"/>
-      <w:bookmarkEnd w:id="4"/>
+      <w:bookmarkStart w:id="5" w:name="Instruction_Formats"/>
+      <w:bookmarkEnd w:id="5"/>
       <w:r>
         <w:rPr>
           <w:color w:val="1B2A5E"/>
@@ -7411,8 +7404,8 @@
         <w:spacing w:before="226"/>
         <w:ind w:left="570" w:hanging="429"/>
       </w:pPr>
-      <w:bookmarkStart w:id="5" w:name="Instruction_Set_and_Sesotho_Mnemonics"/>
-      <w:bookmarkEnd w:id="5"/>
+      <w:bookmarkStart w:id="6" w:name="Instruction_Set_and_Sesotho_Mnemonics"/>
+      <w:bookmarkEnd w:id="6"/>
       <w:r>
         <w:rPr>
           <w:color w:val="1B2A5E"/>
@@ -9922,8 +9915,8 @@
         <w:spacing w:before="227"/>
         <w:ind w:left="570" w:hanging="429"/>
       </w:pPr>
-      <w:bookmarkStart w:id="6" w:name="Encoding_Worked_Examples"/>
-      <w:bookmarkEnd w:id="6"/>
+      <w:bookmarkStart w:id="7" w:name="Encoding_Worked_Examples"/>
+      <w:bookmarkEnd w:id="7"/>
       <w:r>
         <w:rPr>
           <w:color w:val="1B2A5E"/>
@@ -10796,8 +10789,8 @@
         <w:spacing w:before="265"/>
         <w:ind w:left="418" w:hanging="277"/>
       </w:pPr>
-      <w:bookmarkStart w:id="7" w:name="Design-Decision_Log"/>
-      <w:bookmarkEnd w:id="7"/>
+      <w:bookmarkStart w:id="8" w:name="Design-Decision_Log"/>
+      <w:bookmarkEnd w:id="8"/>
       <w:r>
         <w:rPr>
           <w:color w:val="1B2A5E"/>
@@ -10979,19 +10972,7 @@
         <w:rPr>
           <w:rFonts w:ascii="Georgia" w:hAnsi="Georgia"/>
         </w:rPr>
-        <w:t xml:space="preserve"> x1, 0(x2); I2 = add x3, x1, x4).</w:t>
-      </w:r>
-      <w:r>
-        <w:rPr>
-          <w:rFonts w:ascii="Georgia" w:hAnsi="Georgia"/>
-        </w:rPr>
-        <w:t xml:space="preserve"> </w:t>
-      </w:r>
-      <w:r>
-        <w:rPr>
-          <w:rFonts w:ascii="Georgia" w:hAnsi="Georgia"/>
-        </w:rPr>
-        <w:t>I2's EX would need x1 at cycle 4, but I1 writes it at end of cycle 4 (WB). Forwarding MEM</w:t>
+        <w:t xml:space="preserve"> x1, 0(x2); I2 = add x3, x1, x4). I2's EX would need x1 at cycle 4, but I1 writes it at end of cycle 4 (WB). Forwarding MEM</w:t>
       </w:r>
       <w:r>
         <w:rPr>
@@ -11536,17 +11517,7 @@
                 <w:sz w:val="20"/>
                 <w:szCs w:val="20"/>
               </w:rPr>
-              <w:t xml:space="preserve">Stall </w:t>
-            </w:r>
-            <w:r>
-              <w:rPr>
-                <w:rFonts w:ascii="Georgia" w:hAnsi="Georgia"/>
-                <w:b/>
-                <w:color w:val="1B2A5E"/>
-                <w:sz w:val="20"/>
-                <w:szCs w:val="20"/>
-              </w:rPr>
-              <w:t>EX</w:t>
+              <w:t>Stall EX</w:t>
             </w:r>
           </w:p>
         </w:tc>
@@ -11628,8 +11599,6 @@
           <w:sz w:val="16"/>
         </w:rPr>
       </w:pPr>
-      <w:bookmarkStart w:id="8" w:name="_GoBack"/>
-      <w:bookmarkEnd w:id="8"/>
     </w:p>
     <w:p>
       <w:pPr>
@@ -11693,13 +11662,7 @@
         <w:rPr>
           <w:rFonts w:ascii="Georgia" w:hAnsi="Georgia"/>
         </w:rPr>
-        <w:t>I</w:t>
-      </w:r>
-      <w:r>
-        <w:rPr>
-          <w:rFonts w:ascii="Georgia" w:hAnsi="Georgia"/>
-        </w:rPr>
-        <w:t xml:space="preserve">mmediate range breaks first. LIMO's I-type immediate is 12 bits (sign-extended, ±2048), S-type is 12 bits, B-type is 13 bits (±4 KiB branch reach), and J-type is 20 bits (±1 </w:t>
+        <w:t xml:space="preserve">Immediate range breaks first. LIMO's I-type immediate is 12 bits (sign-extended, ±2048), S-type is 12 bits, B-type is 13 bits (±4 KiB branch reach), and J-type is 20 bits (±1 </w:t>
       </w:r>
       <w:proofErr w:type="spellStart"/>
       <w:r>
@@ -12788,19 +12751,7 @@
               <w:rPr>
                 <w:rFonts w:ascii="Georgia" w:hAnsi="Georgia"/>
               </w:rPr>
-              <w:t xml:space="preserve">Formatting our own ISA notes (A1-A6) into the </w:t>
-            </w:r>
-            <w:r>
-              <w:rPr>
-                <w:rFonts w:ascii="Georgia" w:hAnsi="Georgia"/>
-              </w:rPr>
-              <w:t xml:space="preserve">recommended </w:t>
-            </w:r>
-            <w:r>
-              <w:rPr>
-                <w:rFonts w:ascii="Georgia" w:hAnsi="Georgia"/>
-              </w:rPr>
-              <w:t>template</w:t>
+              <w:t>Formatting our own ISA notes (A1-A6) into the recommended template</w:t>
             </w:r>
           </w:p>
         </w:tc>
@@ -13251,7 +13202,7 @@
           </mc:Choice>
           <mc:Fallback>
             <w:pict>
-              <v:shape w14:anchorId="1605DD70" id="Graphic 56" o:spid="_x0000_s1026" style="position:absolute;margin-left:56.7pt;margin-top:25.85pt;width:475.25pt;height:.1pt;z-index:15738880;visibility:visible;mso-wrap-style:square;mso-wrap-distance-left:0;mso-wrap-distance-top:0;mso-wrap-distance-right:0;mso-wrap-distance-bottom:0;mso-position-horizontal:absolute;mso-position-horizontal-relative:page;mso-position-vertical:absolute;mso-position-vertical-relative:text;v-text-anchor:top" coordsize="6035675,1270" o:gfxdata="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" path="m,l6035484,e" filled="f" strokeweight=".30786mm">
+              <v:shape w14:anchorId="2C0F10BC" id="Graphic 56" o:spid="_x0000_s1026" style="position:absolute;margin-left:56.7pt;margin-top:25.85pt;width:475.25pt;height:.1pt;z-index:15738880;visibility:visible;mso-wrap-style:square;mso-wrap-distance-left:0;mso-wrap-distance-top:0;mso-wrap-distance-right:0;mso-wrap-distance-bottom:0;mso-position-horizontal:absolute;mso-position-horizontal-relative:page;mso-position-vertical:absolute;mso-position-vertical-relative:text;v-text-anchor:top" coordsize="6035675,1270" o:gfxdata="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" path="m,l6035484,e" filled="f" strokeweight=".30786mm">
                 <v:path arrowok="t"/>
                 <w10:wrap anchorx="page"/>
               </v:shape>
@@ -13496,7 +13447,7 @@
           </mc:Choice>
           <mc:Fallback>
             <w:pict>
-              <v:group w14:anchorId="0067FFDE" id="Group 57" o:spid="_x0000_s1026" style="width:475.25pt;height:.55pt;mso-position-horizontal-relative:char;mso-position-vertical-relative:line" coordsize="60356,69" o:gfxdata="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">
+              <v:group w14:anchorId="57B2DD0C" id="Group 57" o:spid="_x0000_s1026" style="width:475.25pt;height:.55pt;mso-position-horizontal-relative:char;mso-position-vertical-relative:line" coordsize="60356,69" o:gfxdata="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">
                 <v:shape id="Graphic 58" o:spid="_x0000_s1027" style="position:absolute;top:34;width:60356;height:13;visibility:visible;mso-wrap-style:square;v-text-anchor:top" coordsize="6035675,1270" o:gfxdata="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" path="m,l6035484,e" filled="f" strokeweight=".19242mm">
                   <v:path arrowok="t"/>
                 </v:shape>
@@ -13548,23 +13499,7 @@
           <w:color w:val="7B828D"/>
           <w:w w:val="110"/>
         </w:rPr>
-        <w:t>[#issue,</w:t>
-      </w:r>
-      <w:r>
-        <w:rPr>
-          <w:color w:val="7B828D"/>
-          <w:spacing w:val="16"/>
-          <w:w w:val="110"/>
-        </w:rPr>
-        <w:t xml:space="preserve"> </w:t>
-      </w:r>
-      <w:r>
-        <w:rPr>
-          <w:color w:val="7B828D"/>
-          <w:spacing w:val="-4"/>
-          <w:w w:val="110"/>
-        </w:rPr>
-        <w:t>#PR]</w:t>
+        <w:t>3</w:t>
       </w:r>
       <w:r>
         <w:rPr>
@@ -13578,7 +13513,7 @@
           <w:spacing w:val="-2"/>
           <w:w w:val="110"/>
         </w:rPr>
-        <w:t>[#PR]</w:t>
+        <w:t>1</w:t>
       </w:r>
     </w:p>
     <w:p>
@@ -13636,80 +13571,21 @@
       <w:r>
         <w:rPr>
           <w:color w:val="7B828D"/>
-          <w:w w:val="70"/>
-        </w:rPr>
-        <w:t>[</w:t>
+        </w:rPr>
+        <w:t>1</w:t>
       </w:r>
       <w:r>
         <w:rPr>
           <w:color w:val="7B828D"/>
-          <w:spacing w:val="-12"/>
-        </w:rPr>
-        <w:t xml:space="preserve"> </w:t>
+        </w:rPr>
+        <w:tab/>
       </w:r>
       <w:r>
         <w:rPr>
           <w:color w:val="7B828D"/>
           <w:w w:val="70"/>
         </w:rPr>
-        <w:t>…</w:t>
-      </w:r>
-      <w:r>
-        <w:rPr>
-          <w:color w:val="7B828D"/>
-          <w:spacing w:val="-13"/>
-        </w:rPr>
-        <w:t xml:space="preserve"> </w:t>
-      </w:r>
-      <w:r>
-        <w:rPr>
-          <w:color w:val="7B828D"/>
-          <w:spacing w:val="-10"/>
-          <w:w w:val="70"/>
-        </w:rPr>
-        <w:t>]</w:t>
-      </w:r>
-      <w:r>
-        <w:rPr>
-          <w:color w:val="7B828D"/>
-        </w:rPr>
-        <w:tab/>
-      </w:r>
-      <w:r>
-        <w:rPr>
-          <w:color w:val="7B828D"/>
-          <w:w w:val="70"/>
-        </w:rPr>
-        <w:t>[</w:t>
-      </w:r>
-      <w:r>
-        <w:rPr>
-          <w:color w:val="7B828D"/>
-          <w:spacing w:val="-12"/>
-        </w:rPr>
-        <w:t xml:space="preserve"> </w:t>
-      </w:r>
-      <w:r>
-        <w:rPr>
-          <w:color w:val="7B828D"/>
-          <w:w w:val="70"/>
-        </w:rPr>
-        <w:t>…</w:t>
-      </w:r>
-      <w:r>
-        <w:rPr>
-          <w:color w:val="7B828D"/>
-          <w:spacing w:val="-13"/>
-        </w:rPr>
-        <w:t xml:space="preserve"> </w:t>
-      </w:r>
-      <w:r>
-        <w:rPr>
-          <w:color w:val="7B828D"/>
-          <w:spacing w:val="-10"/>
-          <w:w w:val="70"/>
-        </w:rPr>
-        <w:t>]</w:t>
+        <w:t>1</w:t>
       </w:r>
     </w:p>
     <w:p>
@@ -13769,78 +13645,20 @@
           <w:color w:val="7B828D"/>
           <w:w w:val="70"/>
         </w:rPr>
-        <w:t>[</w:t>
+        <w:t>2</w:t>
       </w:r>
       <w:r>
         <w:rPr>
           <w:color w:val="7B828D"/>
-          <w:spacing w:val="-12"/>
-        </w:rPr>
-        <w:t xml:space="preserve"> </w:t>
+        </w:rPr>
+        <w:tab/>
       </w:r>
       <w:r>
         <w:rPr>
           <w:color w:val="7B828D"/>
           <w:w w:val="70"/>
         </w:rPr>
-        <w:t>…</w:t>
-      </w:r>
-      <w:r>
-        <w:rPr>
-          <w:color w:val="7B828D"/>
-          <w:spacing w:val="-13"/>
-        </w:rPr>
-        <w:t xml:space="preserve"> </w:t>
-      </w:r>
-      <w:r>
-        <w:rPr>
-          <w:color w:val="7B828D"/>
-          <w:spacing w:val="-10"/>
-          <w:w w:val="70"/>
-        </w:rPr>
-        <w:t>]</w:t>
-      </w:r>
-      <w:r>
-        <w:rPr>
-          <w:color w:val="7B828D"/>
-        </w:rPr>
-        <w:tab/>
-      </w:r>
-      <w:r>
-        <w:rPr>
-          <w:color w:val="7B828D"/>
-          <w:w w:val="70"/>
-        </w:rPr>
-        <w:t>[</w:t>
-      </w:r>
-      <w:r>
-        <w:rPr>
-          <w:color w:val="7B828D"/>
-          <w:spacing w:val="-12"/>
-        </w:rPr>
-        <w:t xml:space="preserve"> </w:t>
-      </w:r>
-      <w:r>
-        <w:rPr>
-          <w:color w:val="7B828D"/>
-          <w:w w:val="70"/>
-        </w:rPr>
-        <w:t>…</w:t>
-      </w:r>
-      <w:r>
-        <w:rPr>
-          <w:color w:val="7B828D"/>
-          <w:spacing w:val="-13"/>
-        </w:rPr>
-        <w:t xml:space="preserve"> </w:t>
-      </w:r>
-      <w:r>
-        <w:rPr>
-          <w:color w:val="7B828D"/>
-          <w:spacing w:val="-10"/>
-          <w:w w:val="70"/>
-        </w:rPr>
-        <w:t>]</w:t>
+        <w:t>1</w:t>
       </w:r>
     </w:p>
     <w:p>
@@ -13899,78 +13717,20 @@
           <w:color w:val="7B828D"/>
           <w:w w:val="70"/>
         </w:rPr>
-        <w:t>[</w:t>
+        <w:t>3</w:t>
       </w:r>
       <w:r>
         <w:rPr>
           <w:color w:val="7B828D"/>
-          <w:spacing w:val="-12"/>
-        </w:rPr>
-        <w:t xml:space="preserve"> </w:t>
+        </w:rPr>
+        <w:tab/>
       </w:r>
       <w:r>
         <w:rPr>
           <w:color w:val="7B828D"/>
           <w:w w:val="70"/>
         </w:rPr>
-        <w:t>…</w:t>
-      </w:r>
-      <w:r>
-        <w:rPr>
-          <w:color w:val="7B828D"/>
-          <w:spacing w:val="-13"/>
-        </w:rPr>
-        <w:t xml:space="preserve"> </w:t>
-      </w:r>
-      <w:r>
-        <w:rPr>
-          <w:color w:val="7B828D"/>
-          <w:spacing w:val="-10"/>
-          <w:w w:val="70"/>
-        </w:rPr>
-        <w:t>]</w:t>
-      </w:r>
-      <w:r>
-        <w:rPr>
-          <w:color w:val="7B828D"/>
-        </w:rPr>
-        <w:tab/>
-      </w:r>
-      <w:r>
-        <w:rPr>
-          <w:color w:val="7B828D"/>
-          <w:w w:val="70"/>
-        </w:rPr>
-        <w:t>[</w:t>
-      </w:r>
-      <w:r>
-        <w:rPr>
-          <w:color w:val="7B828D"/>
-          <w:spacing w:val="-12"/>
-        </w:rPr>
-        <w:t xml:space="preserve"> </w:t>
-      </w:r>
-      <w:r>
-        <w:rPr>
-          <w:color w:val="7B828D"/>
-          <w:w w:val="70"/>
-        </w:rPr>
-        <w:t>…</w:t>
-      </w:r>
-      <w:r>
-        <w:rPr>
-          <w:color w:val="7B828D"/>
-          <w:spacing w:val="-13"/>
-        </w:rPr>
-        <w:t xml:space="preserve"> </w:t>
-      </w:r>
-      <w:r>
-        <w:rPr>
-          <w:color w:val="7B828D"/>
-          <w:spacing w:val="-10"/>
-          <w:w w:val="70"/>
-        </w:rPr>
-        <w:t>]</w:t>
+        <w:t>1</w:t>
       </w:r>
     </w:p>
     <w:p>
@@ -14030,78 +13790,20 @@
           <w:color w:val="7B828D"/>
           <w:w w:val="70"/>
         </w:rPr>
-        <w:t>[</w:t>
+        <w:t>1</w:t>
       </w:r>
       <w:r>
         <w:rPr>
           <w:color w:val="7B828D"/>
-          <w:spacing w:val="-12"/>
-        </w:rPr>
-        <w:t xml:space="preserve"> </w:t>
+        </w:rPr>
+        <w:tab/>
       </w:r>
       <w:r>
         <w:rPr>
           <w:color w:val="7B828D"/>
           <w:w w:val="70"/>
         </w:rPr>
-        <w:t>…</w:t>
-      </w:r>
-      <w:r>
-        <w:rPr>
-          <w:color w:val="7B828D"/>
-          <w:spacing w:val="-13"/>
-        </w:rPr>
-        <w:t xml:space="preserve"> </w:t>
-      </w:r>
-      <w:r>
-        <w:rPr>
-          <w:color w:val="7B828D"/>
-          <w:spacing w:val="-10"/>
-          <w:w w:val="70"/>
-        </w:rPr>
-        <w:t>]</w:t>
-      </w:r>
-      <w:r>
-        <w:rPr>
-          <w:color w:val="7B828D"/>
-        </w:rPr>
-        <w:tab/>
-      </w:r>
-      <w:r>
-        <w:rPr>
-          <w:color w:val="7B828D"/>
-          <w:w w:val="70"/>
-        </w:rPr>
-        <w:t>[</w:t>
-      </w:r>
-      <w:r>
-        <w:rPr>
-          <w:color w:val="7B828D"/>
-          <w:spacing w:val="-12"/>
-        </w:rPr>
-        <w:t xml:space="preserve"> </w:t>
-      </w:r>
-      <w:r>
-        <w:rPr>
-          <w:color w:val="7B828D"/>
-          <w:w w:val="70"/>
-        </w:rPr>
-        <w:t>…</w:t>
-      </w:r>
-      <w:r>
-        <w:rPr>
-          <w:color w:val="7B828D"/>
-          <w:spacing w:val="-13"/>
-        </w:rPr>
-        <w:t xml:space="preserve"> </w:t>
-      </w:r>
-      <w:r>
-        <w:rPr>
-          <w:color w:val="7B828D"/>
-          <w:spacing w:val="-10"/>
-          <w:w w:val="70"/>
-        </w:rPr>
-        <w:t>]</w:t>
+        <w:t>1</w:t>
       </w:r>
     </w:p>
     <w:p>
@@ -14161,78 +13863,20 @@
           <w:color w:val="7B828D"/>
           <w:w w:val="70"/>
         </w:rPr>
-        <w:t>[</w:t>
+        <w:t>1</w:t>
       </w:r>
       <w:r>
         <w:rPr>
           <w:color w:val="7B828D"/>
-          <w:spacing w:val="-12"/>
-        </w:rPr>
-        <w:t xml:space="preserve"> </w:t>
+        </w:rPr>
+        <w:tab/>
       </w:r>
       <w:r>
         <w:rPr>
           <w:color w:val="7B828D"/>
           <w:w w:val="70"/>
         </w:rPr>
-        <w:t>…</w:t>
-      </w:r>
-      <w:r>
-        <w:rPr>
-          <w:color w:val="7B828D"/>
-          <w:spacing w:val="-13"/>
-        </w:rPr>
-        <w:t xml:space="preserve"> </w:t>
-      </w:r>
-      <w:r>
-        <w:rPr>
-          <w:color w:val="7B828D"/>
-          <w:spacing w:val="-10"/>
-          <w:w w:val="70"/>
-        </w:rPr>
-        <w:t>]</w:t>
-      </w:r>
-      <w:r>
-        <w:rPr>
-          <w:color w:val="7B828D"/>
-        </w:rPr>
-        <w:tab/>
-      </w:r>
-      <w:r>
-        <w:rPr>
-          <w:color w:val="7B828D"/>
-          <w:w w:val="70"/>
-        </w:rPr>
-        <w:t>[</w:t>
-      </w:r>
-      <w:r>
-        <w:rPr>
-          <w:color w:val="7B828D"/>
-          <w:spacing w:val="-12"/>
-        </w:rPr>
-        <w:t xml:space="preserve"> </w:t>
-      </w:r>
-      <w:r>
-        <w:rPr>
-          <w:color w:val="7B828D"/>
-          <w:w w:val="70"/>
-        </w:rPr>
-        <w:t>…</w:t>
-      </w:r>
-      <w:r>
-        <w:rPr>
-          <w:color w:val="7B828D"/>
-          <w:spacing w:val="-13"/>
-        </w:rPr>
-        <w:t xml:space="preserve"> </w:t>
-      </w:r>
-      <w:r>
-        <w:rPr>
-          <w:color w:val="7B828D"/>
-          <w:spacing w:val="-10"/>
-          <w:w w:val="70"/>
-        </w:rPr>
-        <w:t>]</w:t>
+        <w:t>1</w:t>
       </w:r>
     </w:p>
     <w:p>
@@ -14292,78 +13936,20 @@
           <w:color w:val="7B828D"/>
           <w:w w:val="70"/>
         </w:rPr>
-        <w:t>[</w:t>
+        <w:t>1</w:t>
       </w:r>
       <w:r>
         <w:rPr>
           <w:color w:val="7B828D"/>
-          <w:spacing w:val="-12"/>
-        </w:rPr>
-        <w:t xml:space="preserve"> </w:t>
+        </w:rPr>
+        <w:tab/>
       </w:r>
       <w:r>
         <w:rPr>
           <w:color w:val="7B828D"/>
           <w:w w:val="70"/>
         </w:rPr>
-        <w:t>…</w:t>
-      </w:r>
-      <w:r>
-        <w:rPr>
-          <w:color w:val="7B828D"/>
-          <w:spacing w:val="-13"/>
-        </w:rPr>
-        <w:t xml:space="preserve"> </w:t>
-      </w:r>
-      <w:r>
-        <w:rPr>
-          <w:color w:val="7B828D"/>
-          <w:spacing w:val="-10"/>
-          <w:w w:val="70"/>
-        </w:rPr>
-        <w:t>]</w:t>
-      </w:r>
-      <w:r>
-        <w:rPr>
-          <w:color w:val="7B828D"/>
-        </w:rPr>
-        <w:tab/>
-      </w:r>
-      <w:r>
-        <w:rPr>
-          <w:color w:val="7B828D"/>
-          <w:w w:val="70"/>
-        </w:rPr>
-        <w:t>[</w:t>
-      </w:r>
-      <w:r>
-        <w:rPr>
-          <w:color w:val="7B828D"/>
-          <w:spacing w:val="-12"/>
-        </w:rPr>
-        <w:t xml:space="preserve"> </w:t>
-      </w:r>
-      <w:r>
-        <w:rPr>
-          <w:color w:val="7B828D"/>
-          <w:w w:val="70"/>
-        </w:rPr>
-        <w:t>…</w:t>
-      </w:r>
-      <w:r>
-        <w:rPr>
-          <w:color w:val="7B828D"/>
-          <w:spacing w:val="-13"/>
-        </w:rPr>
-        <w:t xml:space="preserve"> </w:t>
-      </w:r>
-      <w:r>
-        <w:rPr>
-          <w:color w:val="7B828D"/>
-          <w:spacing w:val="-10"/>
-          <w:w w:val="70"/>
-        </w:rPr>
-        <w:t>]</w:t>
+        <w:t>1</w:t>
       </w:r>
     </w:p>
     <w:p>
@@ -14446,7 +14032,7 @@
           </mc:Choice>
           <mc:Fallback>
             <w:pict>
-              <v:shape w14:anchorId="2B93B7D4" id="Graphic 59" o:spid="_x0000_s1026" style="position:absolute;margin-left:56.7pt;margin-top:3.65pt;width:475.25pt;height:.1pt;z-index:-15720448;visibility:visible;mso-wrap-style:square;mso-wrap-distance-left:0;mso-wrap-distance-top:0;mso-wrap-distance-right:0;mso-wrap-distance-bottom:0;mso-position-horizontal:absolute;mso-position-horizontal-relative:page;mso-position-vertical:absolute;mso-position-vertical-relative:text;v-text-anchor:top" coordsize="6035675,1270" o:gfxdata="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" path="m,l6035484,e" filled="f" strokeweight=".30786mm">
+              <v:shape w14:anchorId="56F51F88" id="Graphic 59" o:spid="_x0000_s1026" style="position:absolute;margin-left:56.7pt;margin-top:3.65pt;width:475.25pt;height:.1pt;z-index:-15720448;visibility:visible;mso-wrap-style:square;mso-wrap-distance-left:0;mso-wrap-distance-top:0;mso-wrap-distance-right:0;mso-wrap-distance-bottom:0;mso-position-horizontal:absolute;mso-position-horizontal-relative:page;mso-position-vertical:absolute;mso-position-vertical-relative:text;v-text-anchor:top" coordsize="6035675,1270" o:gfxdata="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" path="m,l6035484,e" filled="f" strokeweight=".30786mm">
                 <v:path arrowok="t"/>
                 <w10:wrap type="topAndBottom" anchorx="page"/>
               </v:shape>
@@ -16734,7 +16320,7 @@
         </mc:Choice>
         <mc:Fallback>
           <w:pict>
-            <v:shape w14:anchorId="67D9C2C1" id="Graphic 21" o:spid="_x0000_s1026" style="position:absolute;margin-left:56.7pt;margin-top:48pt;width:481.9pt;height:.1pt;z-index:-251658752;visibility:visible;mso-wrap-style:square;mso-wrap-distance-left:0;mso-wrap-distance-top:0;mso-wrap-distance-right:0;mso-wrap-distance-bottom:0;mso-position-horizontal:absolute;mso-position-horizontal-relative:page;mso-position-vertical:absolute;mso-position-vertical-relative:page;v-text-anchor:top" coordsize="6120130,1270" o:gfxdata="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" path="m,l6120003,e" filled="f" strokecolor="#1b2a5e" strokeweight=".14056mm">
+            <v:shape w14:anchorId="206B0DAA" id="Graphic 21" o:spid="_x0000_s1026" style="position:absolute;margin-left:56.7pt;margin-top:48pt;width:481.9pt;height:.1pt;z-index:-251658752;visibility:visible;mso-wrap-style:square;mso-wrap-distance-left:0;mso-wrap-distance-top:0;mso-wrap-distance-right:0;mso-wrap-distance-bottom:0;mso-position-horizontal:absolute;mso-position-horizontal-relative:page;mso-position-vertical:absolute;mso-position-vertical-relative:page;v-text-anchor:top" coordsize="6120130,1270" o:gfxdata="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" path="m,l6120003,e" filled="f" strokecolor="#1b2a5e" strokeweight=".14056mm">
               <v:path arrowok="t"/>
               <w10:wrap anchorx="page" anchory="page"/>
             </v:shape>
@@ -18155,6 +17741,7 @@
   <w:style w:type="character" w:default="1" w:styleId="DefaultParagraphFont">
     <w:name w:val="Default Paragraph Font"/>
     <w:uiPriority w:val="1"/>
+    <w:semiHidden/>
     <w:unhideWhenUsed/>
   </w:style>
   <w:style w:type="table" w:default="1" w:styleId="TableNormal">
